--- a/public/files/contract_buying_car_template.docx
+++ b/public/files/contract_buying_car_template.docx
@@ -190,33 +190,7 @@
           <w:color w:val="000000" w:themeColor="text1"/>
           <w:lang w:val="en-GB"/>
         </w:rPr>
-        <w:t xml:space="preserve"> ${</w:t>
-      </w:r>
-      <w:proofErr w:type="spellStart"/>
-      <w:r>
-        <w:rPr>
-          <w:rFonts w:ascii="Times New Roman" w:eastAsia="Times New Roman" w:hAnsi="Times New Roman" w:cs="Times New Roman"/>
-          <w:b/>
-          <w:bCs/>
-          <w:i/>
-          <w:iCs/>
-          <w:color w:val="000000" w:themeColor="text1"/>
-          <w:lang w:val="en-GB"/>
-        </w:rPr>
-        <w:t>num</w:t>
-      </w:r>
-      <w:proofErr w:type="spellEnd"/>
-      <w:r>
-        <w:rPr>
-          <w:rFonts w:ascii="Times New Roman" w:eastAsia="Times New Roman" w:hAnsi="Times New Roman" w:cs="Times New Roman"/>
-          <w:b/>
-          <w:bCs/>
-          <w:i/>
-          <w:iCs/>
-          <w:color w:val="000000" w:themeColor="text1"/>
-          <w:lang w:val="en-GB"/>
-        </w:rPr>
-        <w:t>}</w:t>
+        <w:t xml:space="preserve"> ${num}</w:t>
       </w:r>
     </w:p>
     <w:tbl>
@@ -420,86 +394,8 @@
           <w:szCs w:val="18"/>
           <w:lang w:val="en-GB"/>
         </w:rPr>
-        <w:t xml:space="preserve">53 </w:t>
-      </w:r>
-      <w:proofErr w:type="spellStart"/>
-      <w:r>
-        <w:rPr>
-          <w:rFonts w:ascii="Times New Roman" w:eastAsia="Times New Roman" w:hAnsi="Times New Roman" w:cs="Times New Roman"/>
-          <w:color w:val="000000" w:themeColor="text1"/>
-          <w:sz w:val="18"/>
-          <w:szCs w:val="18"/>
-          <w:lang w:val="en-GB"/>
-        </w:rPr>
-        <w:t>շենք</w:t>
-      </w:r>
-      <w:proofErr w:type="spellEnd"/>
-      <w:r>
-        <w:rPr>
-          <w:rFonts w:ascii="Times New Roman" w:eastAsia="Times New Roman" w:hAnsi="Times New Roman" w:cs="Times New Roman"/>
-          <w:color w:val="000000" w:themeColor="text1"/>
-          <w:sz w:val="18"/>
-          <w:szCs w:val="18"/>
-          <w:lang w:val="en-GB"/>
-        </w:rPr>
-        <w:t xml:space="preserve">, 35 </w:t>
-      </w:r>
-      <w:proofErr w:type="spellStart"/>
-      <w:r>
-        <w:rPr>
-          <w:rFonts w:ascii="Times New Roman" w:eastAsia="Times New Roman" w:hAnsi="Times New Roman" w:cs="Times New Roman"/>
-          <w:color w:val="000000" w:themeColor="text1"/>
-          <w:sz w:val="18"/>
-          <w:szCs w:val="18"/>
-          <w:lang w:val="en-GB"/>
-        </w:rPr>
-        <w:t>ոչ</w:t>
-      </w:r>
-      <w:proofErr w:type="spellEnd"/>
-      <w:r>
-        <w:rPr>
-          <w:rFonts w:ascii="Times New Roman" w:eastAsia="Times New Roman" w:hAnsi="Times New Roman" w:cs="Times New Roman"/>
-          <w:color w:val="000000" w:themeColor="text1"/>
-          <w:sz w:val="18"/>
-          <w:szCs w:val="18"/>
-          <w:lang w:val="en-GB"/>
-        </w:rPr>
-        <w:t xml:space="preserve"> </w:t>
-      </w:r>
-      <w:proofErr w:type="spellStart"/>
-      <w:r>
-        <w:rPr>
-          <w:rFonts w:ascii="Times New Roman" w:eastAsia="Times New Roman" w:hAnsi="Times New Roman" w:cs="Times New Roman"/>
-          <w:color w:val="000000" w:themeColor="text1"/>
-          <w:sz w:val="18"/>
-          <w:szCs w:val="18"/>
-          <w:lang w:val="en-GB"/>
-        </w:rPr>
-        <w:t>բնակելի</w:t>
-      </w:r>
-      <w:proofErr w:type="spellEnd"/>
-      <w:r>
-        <w:rPr>
-          <w:rFonts w:ascii="Times New Roman" w:eastAsia="Times New Roman" w:hAnsi="Times New Roman" w:cs="Times New Roman"/>
-          <w:color w:val="000000" w:themeColor="text1"/>
-          <w:sz w:val="18"/>
-          <w:szCs w:val="18"/>
-          <w:lang w:val="en-GB"/>
-        </w:rPr>
-        <w:t xml:space="preserve"> </w:t>
-      </w:r>
-      <w:proofErr w:type="spellStart"/>
-      <w:r>
-        <w:rPr>
-          <w:rFonts w:ascii="Times New Roman" w:eastAsia="Times New Roman" w:hAnsi="Times New Roman" w:cs="Times New Roman"/>
-          <w:color w:val="000000" w:themeColor="text1"/>
-          <w:sz w:val="18"/>
-          <w:szCs w:val="18"/>
-          <w:lang w:val="en-GB"/>
-        </w:rPr>
-        <w:t>տարածք</w:t>
-      </w:r>
-      <w:proofErr w:type="spellEnd"/>
+        <w:t>53 շենք, 35 ոչ բնակելի տարածք</w:t>
+      </w:r>
       <w:r>
         <w:rPr>
           <w:rFonts w:ascii="Times New Roman" w:eastAsia="Times New Roman" w:hAnsi="Times New Roman" w:cs="Times New Roman"/>
@@ -2682,9 +2578,8 @@
                 <w:szCs w:val="16"/>
                 <w:lang w:val="en-GB"/>
               </w:rPr>
-              <w:t>${</w:t>
-            </w:r>
-            <w:proofErr w:type="spellStart"/>
+              <w:t>${contra</w:t>
+            </w:r>
             <w:r>
               <w:rPr>
                 <w:rFonts w:ascii="Times New Roman" w:hAnsi="Times New Roman" w:cs="Times New Roman"/>
@@ -2694,7 +2589,7 @@
                 <w:szCs w:val="16"/>
                 <w:lang w:val="en-GB"/>
               </w:rPr>
-              <w:t>contra</w:t>
+              <w:t>c</w:t>
             </w:r>
             <w:r>
               <w:rPr>
@@ -2705,20 +2600,8 @@
                 <w:szCs w:val="16"/>
                 <w:lang w:val="en-GB"/>
               </w:rPr>
-              <w:t>c</w:t>
-            </w:r>
-            <w:r>
-              <w:rPr>
-                <w:rFonts w:ascii="Times New Roman" w:hAnsi="Times New Roman" w:cs="Times New Roman"/>
-                <w:b/>
-                <w:i/>
-                <w:sz w:val="16"/>
-                <w:szCs w:val="16"/>
-                <w:lang w:val="en-GB"/>
-              </w:rPr>
               <w:t>t_amount</w:t>
             </w:r>
-            <w:proofErr w:type="spellEnd"/>
             <w:r>
               <w:rPr>
                 <w:rFonts w:ascii="Times New Roman" w:hAnsi="Times New Roman" w:cs="Times New Roman"/>
@@ -2952,31 +2835,7 @@
                 <w:szCs w:val="16"/>
                 <w:lang w:val="en-GB"/>
               </w:rPr>
-              <w:t>${</w:t>
-            </w:r>
-            <w:proofErr w:type="spellStart"/>
-            <w:r>
-              <w:rPr>
-                <w:rFonts w:ascii="Times New Roman" w:hAnsi="Times New Roman" w:cs="Times New Roman"/>
-                <w:b/>
-                <w:i/>
-                <w:sz w:val="16"/>
-                <w:szCs w:val="16"/>
-                <w:lang w:val="en-GB"/>
-              </w:rPr>
-              <w:t>effective_annual_rate</w:t>
-            </w:r>
-            <w:proofErr w:type="spellEnd"/>
-            <w:r>
-              <w:rPr>
-                <w:rFonts w:ascii="Times New Roman" w:hAnsi="Times New Roman" w:cs="Times New Roman"/>
-                <w:b/>
-                <w:i/>
-                <w:sz w:val="16"/>
-                <w:szCs w:val="16"/>
-                <w:lang w:val="en-GB"/>
-              </w:rPr>
-              <w:t>}</w:t>
+              <w:t>${effective_annual_rate}</w:t>
             </w:r>
           </w:p>
         </w:tc>
@@ -3368,7 +3227,29 @@
                 <w:szCs w:val="16"/>
                 <w:lang w:val="hy-AM"/>
               </w:rPr>
-              <w:t>${account_number}</w:t>
+              <w:t>${account_</w:t>
+            </w:r>
+            <w:r>
+              <w:rPr>
+                <w:rFonts w:ascii="Times New Roman" w:hAnsi="Times New Roman" w:cs="Times New Roman"/>
+                <w:bCs/>
+                <w:iCs/>
+                <w:sz w:val="16"/>
+                <w:szCs w:val="16"/>
+                <w:lang w:val="hy-AM"/>
+              </w:rPr>
+              <w:t>card_</w:t>
+            </w:r>
+            <w:r>
+              <w:rPr>
+                <w:rFonts w:ascii="Times New Roman" w:hAnsi="Times New Roman" w:cs="Times New Roman"/>
+                <w:bCs/>
+                <w:iCs/>
+                <w:sz w:val="16"/>
+                <w:szCs w:val="16"/>
+                <w:lang w:val="hy-AM"/>
+              </w:rPr>
+              <w:t>number}</w:t>
             </w:r>
             <w:r>
               <w:rPr>
@@ -4049,7 +3930,6 @@
               </w:rPr>
               <w:t xml:space="preserve">։ </w:t>
             </w:r>
-            <w:proofErr w:type="spellStart"/>
             <w:r>
               <w:rPr>
                 <w:rFonts w:ascii="Times New Roman" w:hAnsi="Times New Roman" w:cs="Times New Roman"/>
@@ -4059,67 +3939,7 @@
                 <w:szCs w:val="16"/>
                 <w:lang w:val="en-GB"/>
               </w:rPr>
-              <w:t>Գրավի</w:t>
-            </w:r>
-            <w:proofErr w:type="spellEnd"/>
-            <w:r>
-              <w:rPr>
-                <w:rFonts w:ascii="Times New Roman" w:hAnsi="Times New Roman" w:cs="Times New Roman"/>
-                <w:bCs/>
-                <w:iCs/>
-                <w:sz w:val="16"/>
-                <w:szCs w:val="16"/>
-                <w:lang w:val="en-GB"/>
-              </w:rPr>
-              <w:t xml:space="preserve"> </w:t>
-            </w:r>
-            <w:proofErr w:type="spellStart"/>
-            <w:r>
-              <w:rPr>
-                <w:rFonts w:ascii="Times New Roman" w:hAnsi="Times New Roman" w:cs="Times New Roman"/>
-                <w:bCs/>
-                <w:iCs/>
-                <w:sz w:val="16"/>
-                <w:szCs w:val="16"/>
-                <w:lang w:val="en-GB"/>
-              </w:rPr>
-              <w:t>առարկայի</w:t>
-            </w:r>
-            <w:proofErr w:type="spellEnd"/>
-            <w:r>
-              <w:rPr>
-                <w:rFonts w:ascii="Times New Roman" w:hAnsi="Times New Roman" w:cs="Times New Roman"/>
-                <w:bCs/>
-                <w:iCs/>
-                <w:sz w:val="16"/>
-                <w:szCs w:val="16"/>
-                <w:lang w:val="en-GB"/>
-              </w:rPr>
-              <w:t xml:space="preserve"> </w:t>
-            </w:r>
-            <w:proofErr w:type="spellStart"/>
-            <w:r>
-              <w:rPr>
-                <w:rFonts w:ascii="Times New Roman" w:hAnsi="Times New Roman" w:cs="Times New Roman"/>
-                <w:bCs/>
-                <w:iCs/>
-                <w:sz w:val="16"/>
-                <w:szCs w:val="16"/>
-                <w:lang w:val="en-GB"/>
-              </w:rPr>
-              <w:t>վերաբերյալ</w:t>
-            </w:r>
-            <w:proofErr w:type="spellEnd"/>
-            <w:r>
-              <w:rPr>
-                <w:rFonts w:ascii="Times New Roman" w:hAnsi="Times New Roman" w:cs="Times New Roman"/>
-                <w:bCs/>
-                <w:iCs/>
-                <w:sz w:val="16"/>
-                <w:szCs w:val="16"/>
-                <w:lang w:val="en-GB"/>
-              </w:rPr>
-              <w:t xml:space="preserve"> </w:t>
+              <w:t xml:space="preserve">Գրավի առարկայի վերաբերյալ </w:t>
             </w:r>
             <w:r>
               <w:rPr>
@@ -4801,31 +4621,7 @@
                 <w:szCs w:val="16"/>
                 <w:lang w:val="en-GB"/>
               </w:rPr>
-              <w:t>${</w:t>
-            </w:r>
-            <w:proofErr w:type="spellStart"/>
-            <w:r>
-              <w:rPr>
-                <w:rFonts w:ascii="Times New Roman" w:hAnsi="Times New Roman" w:cs="Times New Roman"/>
-                <w:bCs/>
-                <w:iCs/>
-                <w:sz w:val="16"/>
-                <w:szCs w:val="16"/>
-                <w:lang w:val="en-GB"/>
-              </w:rPr>
-              <w:t>mother_amount</w:t>
-            </w:r>
-            <w:proofErr w:type="spellEnd"/>
-            <w:r>
-              <w:rPr>
-                <w:rFonts w:ascii="Times New Roman" w:hAnsi="Times New Roman" w:cs="Times New Roman"/>
-                <w:bCs/>
-                <w:iCs/>
-                <w:sz w:val="16"/>
-                <w:szCs w:val="16"/>
-                <w:lang w:val="en-GB"/>
-              </w:rPr>
-              <w:t>}</w:t>
+              <w:t>${mother_amount}</w:t>
             </w:r>
             <w:r>
               <w:rPr>
@@ -8184,7 +7980,6 @@
       </w:pPr>
       <w:bookmarkStart w:id="11" w:name="_Ref220023143"/>
       <w:bookmarkStart w:id="12" w:name="_Ref220023284"/>
-      <w:proofErr w:type="spellStart"/>
       <w:r>
         <w:rPr>
           <w:rFonts w:ascii="Times New Roman" w:eastAsia="Times New Roman" w:hAnsi="Times New Roman" w:cs="Times New Roman"/>
@@ -8193,9 +7988,9 @@
           <w:szCs w:val="18"/>
           <w:lang w:val="en-GB"/>
         </w:rPr>
-        <w:t>Գրավ</w:t>
-      </w:r>
-      <w:proofErr w:type="spellEnd"/>
+        <w:t xml:space="preserve">Գրավ </w:t>
+      </w:r>
+      <w:bookmarkEnd w:id="11"/>
       <w:r>
         <w:rPr>
           <w:rFonts w:ascii="Times New Roman" w:eastAsia="Times New Roman" w:hAnsi="Times New Roman" w:cs="Times New Roman"/>
@@ -8204,30 +7999,7 @@
           <w:szCs w:val="18"/>
           <w:lang w:val="en-GB"/>
         </w:rPr>
-        <w:t xml:space="preserve"> </w:t>
-      </w:r>
-      <w:bookmarkEnd w:id="11"/>
-      <w:proofErr w:type="spellStart"/>
-      <w:r>
-        <w:rPr>
-          <w:rFonts w:ascii="Times New Roman" w:eastAsia="Times New Roman" w:hAnsi="Times New Roman" w:cs="Times New Roman"/>
-          <w:color w:val="000000" w:themeColor="text1"/>
-          <w:sz w:val="18"/>
-          <w:szCs w:val="18"/>
-          <w:lang w:val="en-GB"/>
-        </w:rPr>
-        <w:t>առարկան</w:t>
-      </w:r>
-      <w:proofErr w:type="spellEnd"/>
-      <w:r>
-        <w:rPr>
-          <w:rFonts w:ascii="Times New Roman" w:eastAsia="Times New Roman" w:hAnsi="Times New Roman" w:cs="Times New Roman"/>
-          <w:color w:val="000000" w:themeColor="text1"/>
-          <w:sz w:val="18"/>
-          <w:szCs w:val="18"/>
-          <w:lang w:val="en-GB"/>
-        </w:rPr>
-        <w:t xml:space="preserve"> է՝</w:t>
+        <w:t>առարկան է՝</w:t>
       </w:r>
       <w:bookmarkEnd w:id="12"/>
     </w:p>
@@ -8263,52 +8035,14 @@
                 <w:szCs w:val="16"/>
               </w:rPr>
             </w:pPr>
-            <w:proofErr w:type="spellStart"/>
-            <w:r>
-              <w:rPr>
-                <w:rFonts w:ascii="Times New Roman" w:hAnsi="Times New Roman" w:cs="Times New Roman"/>
-                <w:sz w:val="16"/>
-                <w:szCs w:val="16"/>
-              </w:rPr>
-              <w:t>Գրավի</w:t>
-            </w:r>
-            <w:proofErr w:type="spellEnd"/>
-            <w:r>
-              <w:rPr>
-                <w:rFonts w:ascii="Times New Roman" w:hAnsi="Times New Roman" w:cs="Times New Roman"/>
-                <w:sz w:val="16"/>
-                <w:szCs w:val="16"/>
-              </w:rPr>
-              <w:t xml:space="preserve"> </w:t>
-            </w:r>
-            <w:proofErr w:type="spellStart"/>
-            <w:r>
-              <w:rPr>
-                <w:rFonts w:ascii="Times New Roman" w:hAnsi="Times New Roman" w:cs="Times New Roman"/>
-                <w:sz w:val="16"/>
-                <w:szCs w:val="16"/>
-              </w:rPr>
-              <w:t>առարկայի</w:t>
-            </w:r>
-            <w:proofErr w:type="spellEnd"/>
-            <w:r>
-              <w:rPr>
-                <w:rFonts w:ascii="Times New Roman" w:hAnsi="Times New Roman" w:cs="Times New Roman"/>
-                <w:sz w:val="16"/>
-                <w:szCs w:val="16"/>
-              </w:rPr>
-              <w:t xml:space="preserve"> </w:t>
-            </w:r>
-            <w:proofErr w:type="spellStart"/>
-            <w:r>
-              <w:rPr>
-                <w:rFonts w:ascii="Times New Roman" w:hAnsi="Times New Roman" w:cs="Times New Roman"/>
-                <w:sz w:val="16"/>
-                <w:szCs w:val="16"/>
-              </w:rPr>
-              <w:t>նկարագիրը</w:t>
-            </w:r>
-            <w:proofErr w:type="spellEnd"/>
+            <w:r>
+              <w:rPr>
+                <w:rFonts w:ascii="Times New Roman" w:hAnsi="Times New Roman" w:cs="Times New Roman"/>
+                <w:sz w:val="16"/>
+                <w:szCs w:val="16"/>
+              </w:rPr>
+              <w:t>Գրավի առարկայի նկարագիրը</w:t>
+            </w:r>
           </w:p>
           <w:p>
             <w:pPr>
@@ -8321,124 +8055,14 @@
                 <w:lang w:val="en-GB"/>
               </w:rPr>
             </w:pPr>
-            <w:proofErr w:type="spellStart"/>
-            <w:r>
-              <w:rPr>
-                <w:rFonts w:ascii="Times New Roman" w:hAnsi="Times New Roman" w:cs="Times New Roman"/>
-                <w:sz w:val="16"/>
-                <w:szCs w:val="16"/>
-              </w:rPr>
-              <w:t>Մակնիշ</w:t>
-            </w:r>
-            <w:proofErr w:type="spellEnd"/>
-            <w:r>
-              <w:rPr>
-                <w:rFonts w:ascii="Times New Roman" w:hAnsi="Times New Roman" w:cs="Times New Roman"/>
-                <w:sz w:val="16"/>
-                <w:szCs w:val="16"/>
-              </w:rPr>
-              <w:t xml:space="preserve">, </w:t>
-            </w:r>
-            <w:proofErr w:type="spellStart"/>
-            <w:r>
-              <w:rPr>
-                <w:rFonts w:ascii="Times New Roman" w:hAnsi="Times New Roman" w:cs="Times New Roman"/>
-                <w:sz w:val="16"/>
-                <w:szCs w:val="16"/>
-              </w:rPr>
-              <w:t>մոդել</w:t>
-            </w:r>
-            <w:proofErr w:type="spellEnd"/>
-            <w:r>
-              <w:rPr>
-                <w:rFonts w:ascii="Times New Roman" w:hAnsi="Times New Roman" w:cs="Times New Roman"/>
-                <w:sz w:val="16"/>
-                <w:szCs w:val="16"/>
-              </w:rPr>
-              <w:t xml:space="preserve">, </w:t>
-            </w:r>
-            <w:proofErr w:type="spellStart"/>
-            <w:r>
-              <w:rPr>
-                <w:rFonts w:ascii="Times New Roman" w:hAnsi="Times New Roman" w:cs="Times New Roman"/>
-                <w:sz w:val="16"/>
-                <w:szCs w:val="16"/>
-              </w:rPr>
-              <w:t>շարժիչի</w:t>
-            </w:r>
-            <w:proofErr w:type="spellEnd"/>
-            <w:r>
-              <w:rPr>
-                <w:rFonts w:ascii="Times New Roman" w:hAnsi="Times New Roman" w:cs="Times New Roman"/>
-                <w:sz w:val="16"/>
-                <w:szCs w:val="16"/>
-              </w:rPr>
-              <w:t xml:space="preserve"> </w:t>
-            </w:r>
-            <w:proofErr w:type="spellStart"/>
-            <w:r>
-              <w:rPr>
-                <w:rFonts w:ascii="Times New Roman" w:hAnsi="Times New Roman" w:cs="Times New Roman"/>
-                <w:sz w:val="16"/>
-                <w:szCs w:val="16"/>
-              </w:rPr>
-              <w:t>հզորություն</w:t>
-            </w:r>
-            <w:proofErr w:type="spellEnd"/>
-            <w:r>
-              <w:rPr>
-                <w:rFonts w:ascii="Times New Roman" w:hAnsi="Times New Roman" w:cs="Times New Roman"/>
-                <w:sz w:val="16"/>
-                <w:szCs w:val="16"/>
-              </w:rPr>
-              <w:t xml:space="preserve">, </w:t>
-            </w:r>
-            <w:proofErr w:type="spellStart"/>
-            <w:r>
-              <w:rPr>
-                <w:rFonts w:ascii="Times New Roman" w:hAnsi="Times New Roman" w:cs="Times New Roman"/>
-                <w:sz w:val="16"/>
-                <w:szCs w:val="16"/>
-              </w:rPr>
-              <w:t>տարեթիվ</w:t>
-            </w:r>
-            <w:proofErr w:type="spellEnd"/>
-            <w:r>
-              <w:rPr>
-                <w:rFonts w:ascii="Times New Roman" w:hAnsi="Times New Roman" w:cs="Times New Roman"/>
-                <w:sz w:val="16"/>
-                <w:szCs w:val="16"/>
-              </w:rPr>
-              <w:t xml:space="preserve">, </w:t>
-            </w:r>
-            <w:proofErr w:type="spellStart"/>
-            <w:r>
-              <w:rPr>
-                <w:rFonts w:ascii="Times New Roman" w:hAnsi="Times New Roman" w:cs="Times New Roman"/>
-                <w:sz w:val="16"/>
-                <w:szCs w:val="16"/>
-              </w:rPr>
-              <w:t>գույն</w:t>
-            </w:r>
-            <w:proofErr w:type="spellEnd"/>
-            <w:r>
-              <w:rPr>
-                <w:rFonts w:ascii="Times New Roman" w:hAnsi="Times New Roman" w:cs="Times New Roman"/>
-                <w:sz w:val="16"/>
-                <w:szCs w:val="16"/>
-              </w:rPr>
-              <w:t xml:space="preserve"> </w:t>
-            </w:r>
-            <w:proofErr w:type="spellStart"/>
-            <w:r>
-              <w:rPr>
-                <w:rFonts w:ascii="Times New Roman" w:hAnsi="Times New Roman" w:cs="Times New Roman"/>
-                <w:sz w:val="16"/>
-                <w:szCs w:val="16"/>
-              </w:rPr>
-              <w:t>սեփականատեր</w:t>
-            </w:r>
-            <w:proofErr w:type="spellEnd"/>
+            <w:r>
+              <w:rPr>
+                <w:rFonts w:ascii="Times New Roman" w:hAnsi="Times New Roman" w:cs="Times New Roman"/>
+                <w:sz w:val="16"/>
+                <w:szCs w:val="16"/>
+              </w:rPr>
+              <w:t>Մակնիշ, մոդել, շարժիչի հզորություն, տարեթիվ, գույն սեփականատեր</w:t>
+            </w:r>
           </w:p>
         </w:tc>
         <w:tc>
@@ -8456,34 +8080,14 @@
                 <w:szCs w:val="16"/>
               </w:rPr>
             </w:pPr>
-            <w:proofErr w:type="spellStart"/>
-            <w:r>
-              <w:rPr>
-                <w:rFonts w:ascii="Times New Roman" w:hAnsi="Times New Roman" w:cs="Times New Roman"/>
-                <w:sz w:val="16"/>
-                <w:szCs w:val="16"/>
-              </w:rPr>
-              <w:t>Հաշվառման</w:t>
-            </w:r>
-            <w:proofErr w:type="spellEnd"/>
-            <w:r>
-              <w:rPr>
-                <w:rFonts w:ascii="Times New Roman" w:hAnsi="Times New Roman" w:cs="Times New Roman"/>
-                <w:sz w:val="16"/>
-                <w:szCs w:val="16"/>
-              </w:rPr>
-              <w:t xml:space="preserve"> </w:t>
-            </w:r>
-            <w:proofErr w:type="spellStart"/>
-            <w:r>
-              <w:rPr>
-                <w:rFonts w:ascii="Times New Roman" w:hAnsi="Times New Roman" w:cs="Times New Roman"/>
-                <w:sz w:val="16"/>
-                <w:szCs w:val="16"/>
-              </w:rPr>
-              <w:t>տվյալներ</w:t>
-            </w:r>
-            <w:proofErr w:type="spellEnd"/>
+            <w:r>
+              <w:rPr>
+                <w:rFonts w:ascii="Times New Roman" w:hAnsi="Times New Roman" w:cs="Times New Roman"/>
+                <w:sz w:val="16"/>
+                <w:szCs w:val="16"/>
+              </w:rPr>
+              <w:t>Հաշվառման տվյալներ</w:t>
+            </w:r>
           </w:p>
         </w:tc>
         <w:tc>
@@ -8501,23 +8105,13 @@
                 <w:szCs w:val="16"/>
               </w:rPr>
             </w:pPr>
-            <w:proofErr w:type="spellStart"/>
-            <w:r>
-              <w:rPr>
-                <w:rFonts w:ascii="Times New Roman" w:hAnsi="Times New Roman" w:cs="Times New Roman"/>
-                <w:sz w:val="16"/>
-                <w:szCs w:val="16"/>
-              </w:rPr>
-              <w:t>Նշումներ</w:t>
-            </w:r>
-            <w:proofErr w:type="spellEnd"/>
-            <w:r>
-              <w:rPr>
-                <w:rFonts w:ascii="Times New Roman" w:hAnsi="Times New Roman" w:cs="Times New Roman"/>
-                <w:sz w:val="16"/>
-                <w:szCs w:val="16"/>
-              </w:rPr>
-              <w:t xml:space="preserve"> </w:t>
+            <w:r>
+              <w:rPr>
+                <w:rFonts w:ascii="Times New Roman" w:hAnsi="Times New Roman" w:cs="Times New Roman"/>
+                <w:sz w:val="16"/>
+                <w:szCs w:val="16"/>
+              </w:rPr>
+              <w:t xml:space="preserve">Նշումներ </w:t>
             </w:r>
           </w:p>
           <w:p>
@@ -8538,87 +8132,7 @@
                 <w:szCs w:val="16"/>
                 <w:lang w:val="en-GB"/>
               </w:rPr>
-              <w:t>(</w:t>
-            </w:r>
-            <w:proofErr w:type="spellStart"/>
-            <w:r>
-              <w:rPr>
-                <w:rFonts w:ascii="Times New Roman" w:hAnsi="Times New Roman" w:cs="Times New Roman"/>
-                <w:sz w:val="16"/>
-                <w:szCs w:val="16"/>
-                <w:lang w:val="en-GB"/>
-              </w:rPr>
-              <w:t>գրավի</w:t>
-            </w:r>
-            <w:proofErr w:type="spellEnd"/>
-            <w:r>
-              <w:rPr>
-                <w:rFonts w:ascii="Times New Roman" w:hAnsi="Times New Roman" w:cs="Times New Roman"/>
-                <w:sz w:val="16"/>
-                <w:szCs w:val="16"/>
-                <w:lang w:val="en-GB"/>
-              </w:rPr>
-              <w:t xml:space="preserve"> </w:t>
-            </w:r>
-            <w:proofErr w:type="spellStart"/>
-            <w:r>
-              <w:rPr>
-                <w:rFonts w:ascii="Times New Roman" w:hAnsi="Times New Roman" w:cs="Times New Roman"/>
-                <w:sz w:val="16"/>
-                <w:szCs w:val="16"/>
-                <w:lang w:val="en-GB"/>
-              </w:rPr>
-              <w:t>առարկայի</w:t>
-            </w:r>
-            <w:proofErr w:type="spellEnd"/>
-            <w:r>
-              <w:rPr>
-                <w:rFonts w:ascii="Times New Roman" w:hAnsi="Times New Roman" w:cs="Times New Roman"/>
-                <w:sz w:val="16"/>
-                <w:szCs w:val="16"/>
-                <w:lang w:val="en-GB"/>
-              </w:rPr>
-              <w:t xml:space="preserve"> </w:t>
-            </w:r>
-            <w:proofErr w:type="spellStart"/>
-            <w:r>
-              <w:rPr>
-                <w:rFonts w:ascii="Times New Roman" w:hAnsi="Times New Roman" w:cs="Times New Roman"/>
-                <w:sz w:val="16"/>
-                <w:szCs w:val="16"/>
-                <w:lang w:val="en-GB"/>
-              </w:rPr>
-              <w:t>վիճակի</w:t>
-            </w:r>
-            <w:proofErr w:type="spellEnd"/>
-            <w:r>
-              <w:rPr>
-                <w:rFonts w:ascii="Times New Roman" w:hAnsi="Times New Roman" w:cs="Times New Roman"/>
-                <w:sz w:val="16"/>
-                <w:szCs w:val="16"/>
-                <w:lang w:val="en-GB"/>
-              </w:rPr>
-              <w:t xml:space="preserve"> </w:t>
-            </w:r>
-            <w:proofErr w:type="spellStart"/>
-            <w:r>
-              <w:rPr>
-                <w:rFonts w:ascii="Times New Roman" w:hAnsi="Times New Roman" w:cs="Times New Roman"/>
-                <w:sz w:val="16"/>
-                <w:szCs w:val="16"/>
-                <w:lang w:val="en-GB"/>
-              </w:rPr>
-              <w:t>մասին</w:t>
-            </w:r>
-            <w:proofErr w:type="spellEnd"/>
-            <w:r>
-              <w:rPr>
-                <w:rFonts w:ascii="Times New Roman" w:hAnsi="Times New Roman" w:cs="Times New Roman"/>
-                <w:sz w:val="16"/>
-                <w:szCs w:val="16"/>
-                <w:lang w:val="en-GB"/>
-              </w:rPr>
-              <w:t>)</w:t>
+              <w:t>(գրավի առարկայի վիճակի մասին)</w:t>
             </w:r>
           </w:p>
         </w:tc>
@@ -8637,23 +8151,13 @@
                 <w:szCs w:val="16"/>
               </w:rPr>
             </w:pPr>
-            <w:proofErr w:type="spellStart"/>
-            <w:r>
-              <w:rPr>
-                <w:rFonts w:ascii="Times New Roman" w:hAnsi="Times New Roman" w:cs="Times New Roman"/>
-                <w:sz w:val="16"/>
-                <w:szCs w:val="16"/>
-              </w:rPr>
-              <w:t>Գնահատված</w:t>
-            </w:r>
-            <w:proofErr w:type="spellEnd"/>
-            <w:r>
-              <w:rPr>
-                <w:rFonts w:ascii="Times New Roman" w:hAnsi="Times New Roman" w:cs="Times New Roman"/>
-                <w:sz w:val="16"/>
-                <w:szCs w:val="16"/>
-              </w:rPr>
-              <w:t xml:space="preserve"> </w:t>
+            <w:r>
+              <w:rPr>
+                <w:rFonts w:ascii="Times New Roman" w:hAnsi="Times New Roman" w:cs="Times New Roman"/>
+                <w:sz w:val="16"/>
+                <w:szCs w:val="16"/>
+              </w:rPr>
+              <w:t xml:space="preserve">Գնահատված </w:t>
             </w:r>
           </w:p>
           <w:p>
@@ -8666,34 +8170,14 @@
                 <w:szCs w:val="16"/>
               </w:rPr>
             </w:pPr>
-            <w:proofErr w:type="spellStart"/>
-            <w:r>
-              <w:rPr>
-                <w:rFonts w:ascii="Times New Roman" w:hAnsi="Times New Roman" w:cs="Times New Roman"/>
-                <w:sz w:val="16"/>
-                <w:szCs w:val="16"/>
-              </w:rPr>
-              <w:t>արժեքը</w:t>
-            </w:r>
-            <w:proofErr w:type="spellEnd"/>
-            <w:r>
-              <w:rPr>
-                <w:rFonts w:ascii="Times New Roman" w:hAnsi="Times New Roman" w:cs="Times New Roman"/>
-                <w:sz w:val="16"/>
-                <w:szCs w:val="16"/>
-              </w:rPr>
-              <w:t xml:space="preserve"> ՀՀ </w:t>
-            </w:r>
-            <w:proofErr w:type="spellStart"/>
-            <w:r>
-              <w:rPr>
-                <w:rFonts w:ascii="Times New Roman" w:hAnsi="Times New Roman" w:cs="Times New Roman"/>
-                <w:sz w:val="16"/>
-                <w:szCs w:val="16"/>
-              </w:rPr>
-              <w:t>դրամով</w:t>
-            </w:r>
-            <w:proofErr w:type="spellEnd"/>
+            <w:r>
+              <w:rPr>
+                <w:rFonts w:ascii="Times New Roman" w:hAnsi="Times New Roman" w:cs="Times New Roman"/>
+                <w:sz w:val="16"/>
+                <w:szCs w:val="16"/>
+              </w:rPr>
+              <w:t>արժեքը ՀՀ դրամով</w:t>
+            </w:r>
           </w:p>
         </w:tc>
         <w:tc>
@@ -8711,52 +8195,14 @@
                 <w:szCs w:val="16"/>
               </w:rPr>
             </w:pPr>
-            <w:proofErr w:type="spellStart"/>
-            <w:r>
-              <w:rPr>
-                <w:rFonts w:ascii="Times New Roman" w:hAnsi="Times New Roman" w:cs="Times New Roman"/>
-                <w:sz w:val="16"/>
-                <w:szCs w:val="16"/>
-              </w:rPr>
-              <w:t>Տրամադրվող</w:t>
-            </w:r>
-            <w:proofErr w:type="spellEnd"/>
-            <w:r>
-              <w:rPr>
-                <w:rFonts w:ascii="Times New Roman" w:hAnsi="Times New Roman" w:cs="Times New Roman"/>
-                <w:sz w:val="16"/>
-                <w:szCs w:val="16"/>
-              </w:rPr>
-              <w:t xml:space="preserve"> </w:t>
-            </w:r>
-            <w:proofErr w:type="spellStart"/>
-            <w:r>
-              <w:rPr>
-                <w:rFonts w:ascii="Times New Roman" w:hAnsi="Times New Roman" w:cs="Times New Roman"/>
-                <w:sz w:val="16"/>
-                <w:szCs w:val="16"/>
-              </w:rPr>
-              <w:t>գումարի</w:t>
-            </w:r>
-            <w:proofErr w:type="spellEnd"/>
-            <w:r>
-              <w:rPr>
-                <w:rFonts w:ascii="Times New Roman" w:hAnsi="Times New Roman" w:cs="Times New Roman"/>
-                <w:sz w:val="16"/>
-                <w:szCs w:val="16"/>
-              </w:rPr>
-              <w:t xml:space="preserve"> </w:t>
-            </w:r>
-            <w:proofErr w:type="spellStart"/>
-            <w:r>
-              <w:rPr>
-                <w:rFonts w:ascii="Times New Roman" w:hAnsi="Times New Roman" w:cs="Times New Roman"/>
-                <w:sz w:val="16"/>
-                <w:szCs w:val="16"/>
-              </w:rPr>
-              <w:t>չափը</w:t>
-            </w:r>
-            <w:proofErr w:type="spellEnd"/>
+            <w:r>
+              <w:rPr>
+                <w:rFonts w:ascii="Times New Roman" w:hAnsi="Times New Roman" w:cs="Times New Roman"/>
+                <w:sz w:val="16"/>
+                <w:szCs w:val="16"/>
+              </w:rPr>
+              <w:t>Տրամադրվող գումարի չափը</w:t>
+            </w:r>
           </w:p>
         </w:tc>
       </w:tr>
@@ -8783,18 +8229,8 @@
                 <w:sz w:val="16"/>
                 <w:szCs w:val="16"/>
               </w:rPr>
-              <w:t>${</w:t>
-            </w:r>
-            <w:proofErr w:type="spellStart"/>
-            <w:r>
-              <w:rPr>
-                <w:rFonts w:ascii="Times New Roman" w:hAnsi="Times New Roman" w:cs="Times New Roman"/>
-                <w:sz w:val="16"/>
-                <w:szCs w:val="16"/>
-              </w:rPr>
-              <w:t>i_c</w:t>
-            </w:r>
-            <w:proofErr w:type="spellEnd"/>
+              <w:t>${i_c</w:t>
+            </w:r>
             <w:r>
               <w:rPr>
                 <w:rFonts w:ascii="Times New Roman" w:hAnsi="Times New Roman" w:cs="Times New Roman"/>
@@ -8827,25 +8263,7 @@
                 <w:sz w:val="16"/>
                 <w:szCs w:val="16"/>
               </w:rPr>
-              <w:t>${</w:t>
-            </w:r>
-            <w:proofErr w:type="spellStart"/>
-            <w:r>
-              <w:rPr>
-                <w:rFonts w:ascii="Times New Roman" w:hAnsi="Times New Roman" w:cs="Times New Roman"/>
-                <w:sz w:val="16"/>
-                <w:szCs w:val="16"/>
-              </w:rPr>
-              <w:t>i_mod</w:t>
-            </w:r>
-            <w:proofErr w:type="spellEnd"/>
-            <w:r>
-              <w:rPr>
-                <w:rFonts w:ascii="Times New Roman" w:hAnsi="Times New Roman" w:cs="Times New Roman"/>
-                <w:sz w:val="16"/>
-                <w:szCs w:val="16"/>
-              </w:rPr>
-              <w:t>},</w:t>
+              <w:t>${i_mod},</w:t>
             </w:r>
           </w:p>
           <w:p>
@@ -8961,27 +8379,7 @@
                 <w:szCs w:val="16"/>
                 <w:lang w:val="en-GB"/>
               </w:rPr>
-              <w:t>${</w:t>
-            </w:r>
-            <w:proofErr w:type="spellStart"/>
-            <w:r>
-              <w:rPr>
-                <w:rFonts w:ascii="Times New Roman" w:hAnsi="Times New Roman" w:cs="Times New Roman"/>
-                <w:sz w:val="16"/>
-                <w:szCs w:val="16"/>
-                <w:lang w:val="en-GB"/>
-              </w:rPr>
-              <w:t>i_ident</w:t>
-            </w:r>
-            <w:proofErr w:type="spellEnd"/>
-            <w:r>
-              <w:rPr>
-                <w:rFonts w:ascii="Times New Roman" w:hAnsi="Times New Roman" w:cs="Times New Roman"/>
-                <w:sz w:val="16"/>
-                <w:szCs w:val="16"/>
-                <w:lang w:val="en-GB"/>
-              </w:rPr>
-              <w:t>}</w:t>
+              <w:t>${i_ident}</w:t>
             </w:r>
           </w:p>
         </w:tc>
@@ -9005,25 +8403,7 @@
                 <w:sz w:val="16"/>
                 <w:szCs w:val="16"/>
               </w:rPr>
-              <w:t>${</w:t>
-            </w:r>
-            <w:proofErr w:type="spellStart"/>
-            <w:r>
-              <w:rPr>
-                <w:rFonts w:ascii="Times New Roman" w:hAnsi="Times New Roman" w:cs="Times New Roman"/>
-                <w:sz w:val="16"/>
-                <w:szCs w:val="16"/>
-              </w:rPr>
-              <w:t>i_desc</w:t>
-            </w:r>
-            <w:proofErr w:type="spellEnd"/>
-            <w:r>
-              <w:rPr>
-                <w:rFonts w:ascii="Times New Roman" w:hAnsi="Times New Roman" w:cs="Times New Roman"/>
-                <w:sz w:val="16"/>
-                <w:szCs w:val="16"/>
-              </w:rPr>
-              <w:t>}</w:t>
+              <w:t>${i_desc}</w:t>
             </w:r>
           </w:p>
         </w:tc>
@@ -9049,7 +8429,6 @@
               </w:rPr>
               <w:t>${</w:t>
             </w:r>
-            <w:proofErr w:type="spellStart"/>
             <w:r>
               <w:rPr>
                 <w:rFonts w:ascii="Times New Roman" w:hAnsi="Times New Roman" w:cs="Times New Roman"/>
@@ -9064,16 +8443,7 @@
                 <w:sz w:val="16"/>
                 <w:szCs w:val="16"/>
               </w:rPr>
-              <w:t>_est</w:t>
-            </w:r>
-            <w:proofErr w:type="spellEnd"/>
-            <w:r>
-              <w:rPr>
-                <w:rFonts w:ascii="Times New Roman" w:hAnsi="Times New Roman" w:cs="Times New Roman"/>
-                <w:sz w:val="16"/>
-                <w:szCs w:val="16"/>
-              </w:rPr>
-              <w:t>}</w:t>
+              <w:t>_est}</w:t>
             </w:r>
           </w:p>
         </w:tc>
@@ -9099,7 +8469,6 @@
               </w:rPr>
               <w:t>${</w:t>
             </w:r>
-            <w:proofErr w:type="spellStart"/>
             <w:r>
               <w:rPr>
                 <w:rFonts w:ascii="Times New Roman" w:hAnsi="Times New Roman" w:cs="Times New Roman"/>
@@ -9114,16 +8483,7 @@
                 <w:sz w:val="16"/>
                 <w:szCs w:val="16"/>
               </w:rPr>
-              <w:t>_prov</w:t>
-            </w:r>
-            <w:proofErr w:type="spellEnd"/>
-            <w:r>
-              <w:rPr>
-                <w:rFonts w:ascii="Times New Roman" w:hAnsi="Times New Roman" w:cs="Times New Roman"/>
-                <w:sz w:val="16"/>
-                <w:szCs w:val="16"/>
-              </w:rPr>
-              <w:t>}</w:t>
+              <w:t>_prov}</w:t>
             </w:r>
           </w:p>
         </w:tc>
@@ -9161,34 +8521,14 @@
                 <w:szCs w:val="16"/>
               </w:rPr>
             </w:pPr>
-            <w:proofErr w:type="spellStart"/>
-            <w:r>
-              <w:rPr>
-                <w:rFonts w:ascii="Times New Roman" w:hAnsi="Times New Roman" w:cs="Times New Roman"/>
-                <w:sz w:val="16"/>
-                <w:szCs w:val="16"/>
-              </w:rPr>
-              <w:t>Հաշվառման</w:t>
-            </w:r>
-            <w:proofErr w:type="spellEnd"/>
-            <w:r>
-              <w:rPr>
-                <w:rFonts w:ascii="Times New Roman" w:hAnsi="Times New Roman" w:cs="Times New Roman"/>
-                <w:sz w:val="16"/>
-                <w:szCs w:val="16"/>
-              </w:rPr>
-              <w:t xml:space="preserve"> </w:t>
-            </w:r>
-            <w:proofErr w:type="spellStart"/>
-            <w:r>
-              <w:rPr>
-                <w:rFonts w:ascii="Times New Roman" w:hAnsi="Times New Roman" w:cs="Times New Roman"/>
-                <w:sz w:val="16"/>
-                <w:szCs w:val="16"/>
-              </w:rPr>
-              <w:t>վկայագիր</w:t>
-            </w:r>
-            <w:proofErr w:type="spellEnd"/>
+            <w:r>
+              <w:rPr>
+                <w:rFonts w:ascii="Times New Roman" w:hAnsi="Times New Roman" w:cs="Times New Roman"/>
+                <w:sz w:val="16"/>
+                <w:szCs w:val="16"/>
+              </w:rPr>
+              <w:t>Հաշվառման վկայագիր</w:t>
+            </w:r>
           </w:p>
           <w:p>
             <w:pPr>
@@ -9208,27 +8548,7 @@
                 <w:szCs w:val="16"/>
                 <w:lang w:val="en-GB"/>
               </w:rPr>
-              <w:t>${</w:t>
-            </w:r>
-            <w:proofErr w:type="spellStart"/>
-            <w:r>
-              <w:rPr>
-                <w:rFonts w:ascii="Times New Roman" w:hAnsi="Times New Roman" w:cs="Times New Roman"/>
-                <w:sz w:val="16"/>
-                <w:szCs w:val="16"/>
-                <w:lang w:val="en-GB"/>
-              </w:rPr>
-              <w:t>i_reg</w:t>
-            </w:r>
-            <w:proofErr w:type="spellEnd"/>
-            <w:r>
-              <w:rPr>
-                <w:rFonts w:ascii="Times New Roman" w:hAnsi="Times New Roman" w:cs="Times New Roman"/>
-                <w:sz w:val="16"/>
-                <w:szCs w:val="16"/>
-                <w:lang w:val="en-GB"/>
-              </w:rPr>
-              <w:t>}</w:t>
+              <w:t>${i_reg}</w:t>
             </w:r>
           </w:p>
         </w:tc>
@@ -9344,7 +8664,6 @@
               </w:rPr>
               <w:t>${</w:t>
             </w:r>
-            <w:proofErr w:type="spellStart"/>
             <w:r>
               <w:rPr>
                 <w:rFonts w:ascii="Times New Roman" w:hAnsi="Times New Roman" w:cs="Times New Roman"/>
@@ -9361,17 +8680,7 @@
                 <w:szCs w:val="16"/>
                 <w:lang w:val="en-GB"/>
               </w:rPr>
-              <w:t>l_p</w:t>
-            </w:r>
-            <w:proofErr w:type="spellEnd"/>
-            <w:r>
-              <w:rPr>
-                <w:rFonts w:ascii="Times New Roman" w:hAnsi="Times New Roman" w:cs="Times New Roman"/>
-                <w:sz w:val="16"/>
-                <w:szCs w:val="16"/>
-                <w:lang w:val="en-GB"/>
-              </w:rPr>
-              <w:t>}</w:t>
+              <w:t>l_p}</w:t>
             </w:r>
           </w:p>
         </w:tc>
@@ -9457,34 +8766,14 @@
                 <w:szCs w:val="16"/>
               </w:rPr>
             </w:pPr>
-            <w:proofErr w:type="spellStart"/>
-            <w:r>
-              <w:rPr>
-                <w:rFonts w:ascii="Times New Roman" w:hAnsi="Times New Roman" w:cs="Times New Roman"/>
-                <w:sz w:val="16"/>
-                <w:szCs w:val="16"/>
-              </w:rPr>
-              <w:t>Սեփականության</w:t>
-            </w:r>
-            <w:proofErr w:type="spellEnd"/>
-            <w:r>
-              <w:rPr>
-                <w:rFonts w:ascii="Times New Roman" w:hAnsi="Times New Roman" w:cs="Times New Roman"/>
-                <w:sz w:val="16"/>
-                <w:szCs w:val="16"/>
-              </w:rPr>
-              <w:t xml:space="preserve"> </w:t>
-            </w:r>
-            <w:proofErr w:type="spellStart"/>
-            <w:r>
-              <w:rPr>
-                <w:rFonts w:ascii="Times New Roman" w:hAnsi="Times New Roman" w:cs="Times New Roman"/>
-                <w:sz w:val="16"/>
-                <w:szCs w:val="16"/>
-              </w:rPr>
-              <w:t>վկայական</w:t>
-            </w:r>
-            <w:proofErr w:type="spellEnd"/>
+            <w:r>
+              <w:rPr>
+                <w:rFonts w:ascii="Times New Roman" w:hAnsi="Times New Roman" w:cs="Times New Roman"/>
+                <w:sz w:val="16"/>
+                <w:szCs w:val="16"/>
+              </w:rPr>
+              <w:t>Սեփականության վկայական</w:t>
+            </w:r>
           </w:p>
           <w:p>
             <w:pPr>
@@ -9582,7 +8871,6 @@
           <w:lang w:val="hy-AM"/>
         </w:rPr>
       </w:pPr>
-      <w:proofErr w:type="spellStart"/>
       <w:r>
         <w:rPr>
           <w:rFonts w:ascii="Times New Roman" w:eastAsia="Times New Roman" w:hAnsi="Times New Roman" w:cs="Times New Roman"/>
@@ -9591,150 +8879,7 @@
           <w:szCs w:val="18"/>
           <w:lang w:val="en-GB"/>
         </w:rPr>
-        <w:t>Գրավի</w:t>
-      </w:r>
-      <w:proofErr w:type="spellEnd"/>
-      <w:r>
-        <w:rPr>
-          <w:rFonts w:ascii="Times New Roman" w:eastAsia="Times New Roman" w:hAnsi="Times New Roman" w:cs="Times New Roman"/>
-          <w:color w:val="000000" w:themeColor="text1"/>
-          <w:sz w:val="18"/>
-          <w:szCs w:val="18"/>
-          <w:lang w:val="en-GB"/>
-        </w:rPr>
-        <w:t xml:space="preserve"> </w:t>
-      </w:r>
-      <w:proofErr w:type="spellStart"/>
-      <w:r>
-        <w:rPr>
-          <w:rFonts w:ascii="Times New Roman" w:eastAsia="Times New Roman" w:hAnsi="Times New Roman" w:cs="Times New Roman"/>
-          <w:color w:val="000000" w:themeColor="text1"/>
-          <w:sz w:val="18"/>
-          <w:szCs w:val="18"/>
-          <w:lang w:val="en-GB"/>
-        </w:rPr>
-        <w:t>առարկան</w:t>
-      </w:r>
-      <w:proofErr w:type="spellEnd"/>
-      <w:r>
-        <w:rPr>
-          <w:rFonts w:ascii="Times New Roman" w:eastAsia="Times New Roman" w:hAnsi="Times New Roman" w:cs="Times New Roman"/>
-          <w:color w:val="000000" w:themeColor="text1"/>
-          <w:sz w:val="18"/>
-          <w:szCs w:val="18"/>
-          <w:lang w:val="en-GB"/>
-        </w:rPr>
-        <w:t xml:space="preserve"> </w:t>
-      </w:r>
-      <w:proofErr w:type="spellStart"/>
-      <w:r>
-        <w:rPr>
-          <w:rFonts w:ascii="Times New Roman" w:eastAsia="Times New Roman" w:hAnsi="Times New Roman" w:cs="Times New Roman"/>
-          <w:color w:val="000000" w:themeColor="text1"/>
-          <w:sz w:val="18"/>
-          <w:szCs w:val="18"/>
-          <w:lang w:val="en-GB"/>
-        </w:rPr>
-        <w:t>նկարվում</w:t>
-      </w:r>
-      <w:proofErr w:type="spellEnd"/>
-      <w:r>
-        <w:rPr>
-          <w:rFonts w:ascii="Times New Roman" w:eastAsia="Times New Roman" w:hAnsi="Times New Roman" w:cs="Times New Roman"/>
-          <w:color w:val="000000" w:themeColor="text1"/>
-          <w:sz w:val="18"/>
-          <w:szCs w:val="18"/>
-          <w:lang w:val="en-GB"/>
-        </w:rPr>
-        <w:t xml:space="preserve"> է և </w:t>
-      </w:r>
-      <w:proofErr w:type="spellStart"/>
-      <w:r>
-        <w:rPr>
-          <w:rFonts w:ascii="Times New Roman" w:eastAsia="Times New Roman" w:hAnsi="Times New Roman" w:cs="Times New Roman"/>
-          <w:color w:val="000000" w:themeColor="text1"/>
-          <w:sz w:val="18"/>
-          <w:szCs w:val="18"/>
-          <w:lang w:val="en-GB"/>
-        </w:rPr>
-        <w:t>նկարները</w:t>
-      </w:r>
-      <w:proofErr w:type="spellEnd"/>
-      <w:r>
-        <w:rPr>
-          <w:rFonts w:ascii="Times New Roman" w:eastAsia="Times New Roman" w:hAnsi="Times New Roman" w:cs="Times New Roman"/>
-          <w:color w:val="000000" w:themeColor="text1"/>
-          <w:sz w:val="18"/>
-          <w:szCs w:val="18"/>
-          <w:lang w:val="en-GB"/>
-        </w:rPr>
-        <w:t xml:space="preserve"> </w:t>
-      </w:r>
-      <w:proofErr w:type="spellStart"/>
-      <w:r>
-        <w:rPr>
-          <w:rFonts w:ascii="Times New Roman" w:eastAsia="Times New Roman" w:hAnsi="Times New Roman" w:cs="Times New Roman"/>
-          <w:color w:val="000000" w:themeColor="text1"/>
-          <w:sz w:val="18"/>
-          <w:szCs w:val="18"/>
-          <w:lang w:val="en-GB"/>
-        </w:rPr>
-        <w:t>պահպանվում</w:t>
-      </w:r>
-      <w:proofErr w:type="spellEnd"/>
-      <w:r>
-        <w:rPr>
-          <w:rFonts w:ascii="Times New Roman" w:eastAsia="Times New Roman" w:hAnsi="Times New Roman" w:cs="Times New Roman"/>
-          <w:color w:val="000000" w:themeColor="text1"/>
-          <w:sz w:val="18"/>
-          <w:szCs w:val="18"/>
-          <w:lang w:val="en-GB"/>
-        </w:rPr>
-        <w:t xml:space="preserve"> </w:t>
-      </w:r>
-      <w:proofErr w:type="spellStart"/>
-      <w:r>
-        <w:rPr>
-          <w:rFonts w:ascii="Times New Roman" w:eastAsia="Times New Roman" w:hAnsi="Times New Roman" w:cs="Times New Roman"/>
-          <w:color w:val="000000" w:themeColor="text1"/>
-          <w:sz w:val="18"/>
-          <w:szCs w:val="18"/>
-          <w:lang w:val="en-GB"/>
-        </w:rPr>
-        <w:t>են</w:t>
-      </w:r>
-      <w:proofErr w:type="spellEnd"/>
-      <w:r>
-        <w:rPr>
-          <w:rFonts w:ascii="Times New Roman" w:eastAsia="Times New Roman" w:hAnsi="Times New Roman" w:cs="Times New Roman"/>
-          <w:color w:val="000000" w:themeColor="text1"/>
-          <w:sz w:val="18"/>
-          <w:szCs w:val="18"/>
-          <w:lang w:val="en-GB"/>
-        </w:rPr>
-        <w:t xml:space="preserve"> </w:t>
-      </w:r>
-      <w:proofErr w:type="spellStart"/>
-      <w:r>
-        <w:rPr>
-          <w:rFonts w:ascii="Times New Roman" w:eastAsia="Times New Roman" w:hAnsi="Times New Roman" w:cs="Times New Roman"/>
-          <w:color w:val="000000" w:themeColor="text1"/>
-          <w:sz w:val="18"/>
-          <w:szCs w:val="18"/>
-          <w:lang w:val="en-GB"/>
-        </w:rPr>
-        <w:t>Գրավառուի</w:t>
-      </w:r>
-      <w:proofErr w:type="spellEnd"/>
-      <w:r>
-        <w:rPr>
-          <w:rFonts w:ascii="Times New Roman" w:eastAsia="Times New Roman" w:hAnsi="Times New Roman" w:cs="Times New Roman"/>
-          <w:color w:val="000000" w:themeColor="text1"/>
-          <w:sz w:val="18"/>
-          <w:szCs w:val="18"/>
-          <w:lang w:val="en-GB"/>
-        </w:rPr>
-        <w:t xml:space="preserve"> մոտ։</w:t>
+        <w:t>Գրավի առարկան նկարվում է և նկարները պահպանվում են Գրավառուի մոտ։</w:t>
       </w:r>
     </w:p>
     <w:p>
@@ -11975,7 +11120,6 @@
         </w:rPr>
         <w:t xml:space="preserve">  </w:t>
       </w:r>
-      <w:proofErr w:type="spellStart"/>
       <w:r>
         <w:rPr>
           <w:rFonts w:ascii="Times New Roman" w:hAnsi="Times New Roman" w:cs="Times New Roman"/>
@@ -11983,297 +11127,7 @@
           <w:szCs w:val="18"/>
           <w:lang w:val="en-GB"/>
         </w:rPr>
-        <w:t>Սույնով</w:t>
-      </w:r>
-      <w:proofErr w:type="spellEnd"/>
-      <w:r>
-        <w:rPr>
-          <w:rFonts w:ascii="Times New Roman" w:hAnsi="Times New Roman" w:cs="Times New Roman"/>
-          <w:sz w:val="18"/>
-          <w:szCs w:val="18"/>
-          <w:lang w:val="en-GB"/>
-        </w:rPr>
-        <w:t xml:space="preserve"> </w:t>
-      </w:r>
-      <w:proofErr w:type="spellStart"/>
-      <w:r>
-        <w:rPr>
-          <w:rFonts w:ascii="Times New Roman" w:hAnsi="Times New Roman" w:cs="Times New Roman"/>
-          <w:sz w:val="18"/>
-          <w:szCs w:val="18"/>
-          <w:lang w:val="en-GB"/>
-        </w:rPr>
-        <w:t>Վարկառուն</w:t>
-      </w:r>
-      <w:proofErr w:type="spellEnd"/>
-      <w:r>
-        <w:rPr>
-          <w:rFonts w:ascii="Times New Roman" w:hAnsi="Times New Roman" w:cs="Times New Roman"/>
-          <w:sz w:val="18"/>
-          <w:szCs w:val="18"/>
-          <w:lang w:val="en-GB"/>
-        </w:rPr>
-        <w:t xml:space="preserve"> </w:t>
-      </w:r>
-      <w:proofErr w:type="spellStart"/>
-      <w:r>
-        <w:rPr>
-          <w:rFonts w:ascii="Times New Roman" w:hAnsi="Times New Roman" w:cs="Times New Roman"/>
-          <w:sz w:val="18"/>
-          <w:szCs w:val="18"/>
-          <w:lang w:val="en-GB"/>
-        </w:rPr>
-        <w:t>հաստատում</w:t>
-      </w:r>
-      <w:proofErr w:type="spellEnd"/>
-      <w:r>
-        <w:rPr>
-          <w:rFonts w:ascii="Times New Roman" w:hAnsi="Times New Roman" w:cs="Times New Roman"/>
-          <w:sz w:val="18"/>
-          <w:szCs w:val="18"/>
-          <w:lang w:val="en-GB"/>
-        </w:rPr>
-        <w:t xml:space="preserve"> է, </w:t>
-      </w:r>
-      <w:proofErr w:type="spellStart"/>
-      <w:r>
-        <w:rPr>
-          <w:rFonts w:ascii="Times New Roman" w:hAnsi="Times New Roman" w:cs="Times New Roman"/>
-          <w:sz w:val="18"/>
-          <w:szCs w:val="18"/>
-          <w:lang w:val="en-GB"/>
-        </w:rPr>
-        <w:t>որ</w:t>
-      </w:r>
-      <w:proofErr w:type="spellEnd"/>
-      <w:r>
-        <w:rPr>
-          <w:rFonts w:ascii="Times New Roman" w:hAnsi="Times New Roman" w:cs="Times New Roman"/>
-          <w:sz w:val="18"/>
-          <w:szCs w:val="18"/>
-          <w:lang w:val="en-GB"/>
-        </w:rPr>
-        <w:t xml:space="preserve"> </w:t>
-      </w:r>
-      <w:proofErr w:type="spellStart"/>
-      <w:r>
-        <w:rPr>
-          <w:rFonts w:ascii="Times New Roman" w:hAnsi="Times New Roman" w:cs="Times New Roman"/>
-          <w:sz w:val="18"/>
-          <w:szCs w:val="18"/>
-          <w:lang w:val="en-GB"/>
-        </w:rPr>
-        <w:t>նախքան</w:t>
-      </w:r>
-      <w:proofErr w:type="spellEnd"/>
-      <w:r>
-        <w:rPr>
-          <w:rFonts w:ascii="Times New Roman" w:hAnsi="Times New Roman" w:cs="Times New Roman"/>
-          <w:sz w:val="18"/>
-          <w:szCs w:val="18"/>
-          <w:lang w:val="en-GB"/>
-        </w:rPr>
-        <w:t xml:space="preserve"> </w:t>
-      </w:r>
-      <w:proofErr w:type="spellStart"/>
-      <w:r>
-        <w:rPr>
-          <w:rFonts w:ascii="Times New Roman" w:hAnsi="Times New Roman" w:cs="Times New Roman"/>
-          <w:sz w:val="18"/>
-          <w:szCs w:val="18"/>
-          <w:lang w:val="en-GB"/>
-        </w:rPr>
-        <w:t>պայմանագրի</w:t>
-      </w:r>
-      <w:proofErr w:type="spellEnd"/>
-      <w:r>
-        <w:rPr>
-          <w:rFonts w:ascii="Times New Roman" w:hAnsi="Times New Roman" w:cs="Times New Roman"/>
-          <w:sz w:val="18"/>
-          <w:szCs w:val="18"/>
-          <w:lang w:val="en-GB"/>
-        </w:rPr>
-        <w:t xml:space="preserve"> </w:t>
-      </w:r>
-      <w:proofErr w:type="spellStart"/>
-      <w:r>
-        <w:rPr>
-          <w:rFonts w:ascii="Times New Roman" w:hAnsi="Times New Roman" w:cs="Times New Roman"/>
-          <w:sz w:val="18"/>
-          <w:szCs w:val="18"/>
-          <w:lang w:val="en-GB"/>
-        </w:rPr>
-        <w:t>ստորագրումը</w:t>
-      </w:r>
-      <w:proofErr w:type="spellEnd"/>
-      <w:r>
-        <w:rPr>
-          <w:rFonts w:ascii="Times New Roman" w:hAnsi="Times New Roman" w:cs="Times New Roman"/>
-          <w:sz w:val="18"/>
-          <w:szCs w:val="18"/>
-          <w:lang w:val="en-GB"/>
-        </w:rPr>
-        <w:t xml:space="preserve"> </w:t>
-      </w:r>
-      <w:proofErr w:type="spellStart"/>
-      <w:r>
-        <w:rPr>
-          <w:rFonts w:ascii="Times New Roman" w:hAnsi="Times New Roman" w:cs="Times New Roman"/>
-          <w:sz w:val="18"/>
-          <w:szCs w:val="18"/>
-          <w:lang w:val="en-GB"/>
-        </w:rPr>
-        <w:t>Վարկատուն</w:t>
-      </w:r>
-      <w:proofErr w:type="spellEnd"/>
-      <w:r>
-        <w:rPr>
-          <w:rFonts w:ascii="Times New Roman" w:hAnsi="Times New Roman" w:cs="Times New Roman"/>
-          <w:sz w:val="18"/>
-          <w:szCs w:val="18"/>
-          <w:lang w:val="en-GB"/>
-        </w:rPr>
-        <w:t xml:space="preserve"> </w:t>
-      </w:r>
-      <w:proofErr w:type="spellStart"/>
-      <w:r>
-        <w:rPr>
-          <w:rFonts w:ascii="Times New Roman" w:hAnsi="Times New Roman" w:cs="Times New Roman"/>
-          <w:sz w:val="18"/>
-          <w:szCs w:val="18"/>
-          <w:lang w:val="en-GB"/>
-        </w:rPr>
-        <w:t>ծանոթացրել</w:t>
-      </w:r>
-      <w:proofErr w:type="spellEnd"/>
-      <w:r>
-        <w:rPr>
-          <w:rFonts w:ascii="Times New Roman" w:hAnsi="Times New Roman" w:cs="Times New Roman"/>
-          <w:sz w:val="18"/>
-          <w:szCs w:val="18"/>
-          <w:lang w:val="en-GB"/>
-        </w:rPr>
-        <w:t xml:space="preserve"> է </w:t>
-      </w:r>
-      <w:proofErr w:type="spellStart"/>
-      <w:r>
-        <w:rPr>
-          <w:rFonts w:ascii="Times New Roman" w:hAnsi="Times New Roman" w:cs="Times New Roman"/>
-          <w:sz w:val="18"/>
-          <w:szCs w:val="18"/>
-          <w:lang w:val="en-GB"/>
-        </w:rPr>
-        <w:t>Պայմանագրի</w:t>
-      </w:r>
-      <w:proofErr w:type="spellEnd"/>
-      <w:r>
-        <w:rPr>
-          <w:rFonts w:ascii="Times New Roman" w:hAnsi="Times New Roman" w:cs="Times New Roman"/>
-          <w:sz w:val="18"/>
-          <w:szCs w:val="18"/>
-          <w:lang w:val="en-GB"/>
-        </w:rPr>
-        <w:t xml:space="preserve"> </w:t>
-      </w:r>
-      <w:proofErr w:type="spellStart"/>
-      <w:r>
-        <w:rPr>
-          <w:rFonts w:ascii="Times New Roman" w:hAnsi="Times New Roman" w:cs="Times New Roman"/>
-          <w:sz w:val="18"/>
-          <w:szCs w:val="18"/>
-          <w:lang w:val="en-GB"/>
-        </w:rPr>
-        <w:t>դրույթներին</w:t>
-      </w:r>
-      <w:proofErr w:type="spellEnd"/>
-      <w:r>
-        <w:rPr>
-          <w:rFonts w:ascii="Times New Roman" w:hAnsi="Times New Roman" w:cs="Times New Roman"/>
-          <w:sz w:val="18"/>
-          <w:szCs w:val="18"/>
-          <w:lang w:val="en-GB"/>
-        </w:rPr>
-        <w:t xml:space="preserve">, </w:t>
-      </w:r>
-      <w:proofErr w:type="spellStart"/>
-      <w:r>
-        <w:rPr>
-          <w:rFonts w:ascii="Times New Roman" w:hAnsi="Times New Roman" w:cs="Times New Roman"/>
-          <w:sz w:val="18"/>
-          <w:szCs w:val="18"/>
-          <w:lang w:val="en-GB"/>
-        </w:rPr>
-        <w:t>նաև</w:t>
-      </w:r>
-      <w:proofErr w:type="spellEnd"/>
-      <w:r>
-        <w:rPr>
-          <w:rFonts w:ascii="Times New Roman" w:hAnsi="Times New Roman" w:cs="Times New Roman"/>
-          <w:sz w:val="18"/>
-          <w:szCs w:val="18"/>
-          <w:lang w:val="en-GB"/>
-        </w:rPr>
-        <w:t xml:space="preserve"> </w:t>
-      </w:r>
-      <w:proofErr w:type="spellStart"/>
-      <w:r>
-        <w:rPr>
-          <w:rFonts w:ascii="Times New Roman" w:hAnsi="Times New Roman" w:cs="Times New Roman"/>
-          <w:sz w:val="18"/>
-          <w:szCs w:val="18"/>
-          <w:lang w:val="en-GB"/>
-        </w:rPr>
-        <w:t>բանավոր</w:t>
-      </w:r>
-      <w:proofErr w:type="spellEnd"/>
-      <w:r>
-        <w:rPr>
-          <w:rFonts w:ascii="Times New Roman" w:hAnsi="Times New Roman" w:cs="Times New Roman"/>
-          <w:sz w:val="18"/>
-          <w:szCs w:val="18"/>
-          <w:lang w:val="en-GB"/>
-        </w:rPr>
-        <w:t xml:space="preserve"> </w:t>
-      </w:r>
-      <w:proofErr w:type="spellStart"/>
-      <w:r>
-        <w:rPr>
-          <w:rFonts w:ascii="Times New Roman" w:hAnsi="Times New Roman" w:cs="Times New Roman"/>
-          <w:sz w:val="18"/>
-          <w:szCs w:val="18"/>
-          <w:lang w:val="en-GB"/>
-        </w:rPr>
-        <w:t>տեղեկացրել</w:t>
-      </w:r>
-      <w:proofErr w:type="spellEnd"/>
-      <w:r>
-        <w:rPr>
-          <w:rFonts w:ascii="Times New Roman" w:hAnsi="Times New Roman" w:cs="Times New Roman"/>
-          <w:sz w:val="18"/>
-          <w:szCs w:val="18"/>
-          <w:lang w:val="en-GB"/>
-        </w:rPr>
-        <w:t xml:space="preserve"> է և </w:t>
-      </w:r>
-      <w:proofErr w:type="spellStart"/>
-      <w:r>
-        <w:rPr>
-          <w:rFonts w:ascii="Times New Roman" w:hAnsi="Times New Roman" w:cs="Times New Roman"/>
-          <w:sz w:val="18"/>
-          <w:szCs w:val="18"/>
-          <w:lang w:val="en-GB"/>
-        </w:rPr>
-        <w:t>բացատրել</w:t>
-      </w:r>
-      <w:proofErr w:type="spellEnd"/>
-      <w:r>
-        <w:rPr>
-          <w:rFonts w:ascii="Times New Roman" w:hAnsi="Times New Roman" w:cs="Times New Roman"/>
-          <w:sz w:val="18"/>
-          <w:szCs w:val="18"/>
-          <w:lang w:val="en-GB"/>
-        </w:rPr>
-        <w:t xml:space="preserve"> է </w:t>
+        <w:t xml:space="preserve">Սույնով Վարկառուն հաստատում է, որ նախքան պայմանագրի ստորագրումը Վարկատուն ծանոթացրել է Պայմանագրի դրույթներին, նաև բանավոր տեղեկացրել է և բացատրել է </w:t>
       </w:r>
     </w:p>
     <w:p>
@@ -13132,7 +11986,6 @@
                 <w:lang w:val="en-GB"/>
               </w:rPr>
             </w:pPr>
-            <w:proofErr w:type="spellStart"/>
             <w:r>
               <w:rPr>
                 <w:rFonts w:ascii="Times New Roman" w:hAnsi="Times New Roman" w:cs="Times New Roman"/>
@@ -13142,43 +11995,7 @@
                 <w:szCs w:val="18"/>
                 <w:lang w:val="en-GB"/>
               </w:rPr>
-              <w:t>Քարտի</w:t>
-            </w:r>
-            <w:proofErr w:type="spellEnd"/>
-            <w:r>
-              <w:rPr>
-                <w:rFonts w:ascii="Times New Roman" w:hAnsi="Times New Roman" w:cs="Times New Roman"/>
-                <w:b/>
-                <w:bCs/>
-                <w:sz w:val="18"/>
-                <w:szCs w:val="18"/>
-                <w:lang w:val="en-GB"/>
-              </w:rPr>
-              <w:t xml:space="preserve"> </w:t>
-            </w:r>
-            <w:proofErr w:type="spellStart"/>
-            <w:r>
-              <w:rPr>
-                <w:rFonts w:ascii="Times New Roman" w:hAnsi="Times New Roman" w:cs="Times New Roman"/>
-                <w:b/>
-                <w:bCs/>
-                <w:sz w:val="18"/>
-                <w:szCs w:val="18"/>
-                <w:lang w:val="en-GB"/>
-              </w:rPr>
-              <w:t>համար</w:t>
-            </w:r>
-            <w:proofErr w:type="spellEnd"/>
-            <w:r>
-              <w:rPr>
-                <w:rFonts w:ascii="Times New Roman" w:hAnsi="Times New Roman" w:cs="Times New Roman"/>
-                <w:b/>
-                <w:bCs/>
-                <w:sz w:val="18"/>
-                <w:szCs w:val="18"/>
-                <w:lang w:val="en-GB"/>
-              </w:rPr>
-              <w:t xml:space="preserve">՝ </w:t>
+              <w:t xml:space="preserve">Քարտի համար՝ </w:t>
             </w:r>
             <w:r>
               <w:rPr>
@@ -13941,29 +12758,7 @@
                 <w:szCs w:val="18"/>
                 <w:lang w:val="en-GB"/>
               </w:rPr>
-              <w:t xml:space="preserve"> </w:t>
-            </w:r>
-            <w:proofErr w:type="spellStart"/>
-            <w:r>
-              <w:rPr>
-                <w:rFonts w:ascii="Times New Roman" w:eastAsia="Times New Roman" w:hAnsi="Times New Roman" w:cs="Times New Roman"/>
-                <w:color w:val="000000" w:themeColor="text1"/>
-                <w:sz w:val="18"/>
-                <w:szCs w:val="18"/>
-                <w:lang w:val="en-GB"/>
-              </w:rPr>
-              <w:t>շենք</w:t>
-            </w:r>
-            <w:proofErr w:type="spellEnd"/>
-            <w:r>
-              <w:rPr>
-                <w:rFonts w:ascii="Times New Roman" w:eastAsia="Times New Roman" w:hAnsi="Times New Roman" w:cs="Times New Roman"/>
-                <w:color w:val="000000" w:themeColor="text1"/>
-                <w:sz w:val="18"/>
-                <w:szCs w:val="18"/>
-                <w:lang w:val="en-GB"/>
-              </w:rPr>
-              <w:t xml:space="preserve">, </w:t>
+              <w:t xml:space="preserve"> շենք, </w:t>
             </w:r>
             <w:r>
               <w:rPr>
@@ -14296,7 +13091,6 @@
           <w:lang w:val="en-GB"/>
         </w:rPr>
       </w:pPr>
-      <w:proofErr w:type="spellStart"/>
       <w:r>
         <w:rPr>
           <w:rFonts w:ascii="Times New Roman" w:eastAsia="Times New Roman" w:hAnsi="Times New Roman" w:cs="Times New Roman"/>
@@ -14307,46 +13101,7 @@
           <w:szCs w:val="13"/>
           <w:lang w:val="en-GB"/>
         </w:rPr>
-        <w:t>Վարկային</w:t>
-      </w:r>
-      <w:proofErr w:type="spellEnd"/>
-      <w:r>
-        <w:rPr>
-          <w:rFonts w:ascii="Times New Roman" w:eastAsia="Times New Roman" w:hAnsi="Times New Roman" w:cs="Times New Roman"/>
-          <w:i/>
-          <w:iCs/>
-          <w:color w:val="000000" w:themeColor="text1"/>
-          <w:sz w:val="18"/>
-          <w:szCs w:val="13"/>
-          <w:lang w:val="en-GB"/>
-        </w:rPr>
-        <w:t xml:space="preserve"> </w:t>
-      </w:r>
-      <w:proofErr w:type="spellStart"/>
-      <w:r>
-        <w:rPr>
-          <w:rFonts w:ascii="Times New Roman" w:eastAsia="Times New Roman" w:hAnsi="Times New Roman" w:cs="Times New Roman"/>
-          <w:i/>
-          <w:iCs/>
-          <w:color w:val="000000" w:themeColor="text1"/>
-          <w:sz w:val="18"/>
-          <w:szCs w:val="13"/>
-          <w:lang w:val="en-GB"/>
-        </w:rPr>
-        <w:t>կոդ</w:t>
-      </w:r>
-      <w:proofErr w:type="spellEnd"/>
-      <w:r>
-        <w:rPr>
-          <w:rFonts w:ascii="Times New Roman" w:eastAsia="Times New Roman" w:hAnsi="Times New Roman" w:cs="Times New Roman"/>
-          <w:i/>
-          <w:iCs/>
-          <w:color w:val="000000" w:themeColor="text1"/>
-          <w:sz w:val="18"/>
-          <w:szCs w:val="13"/>
-          <w:lang w:val="en-GB"/>
-        </w:rPr>
-        <w:t xml:space="preserve">՝ </w:t>
+        <w:t xml:space="preserve">Վարկային կոդ՝ </w:t>
       </w:r>
     </w:p>
     <w:p>
